--- a/job-search/resumes/27_Amazon_Business_Analyst_III_AMZ10666414.docx
+++ b/job-search/resumes/27_Amazon_Business_Analyst_III_AMZ10666414.docx
@@ -56,7 +56,7 @@
     </w:p>
     <w:p>
       <w:pPr>
-        <w:spacing w:after="60" w:before="160" w:line="240" w:lineRule="auto"/>
+        <w:spacing w:after="60" w:before="140" w:line="240" w:lineRule="auto"/>
         <w:pBdr>
           <w:bottom w:val="single" w:sz="6" w:space="2" w:color="BFBFBF"/>
         </w:pBdr>
@@ -84,12 +84,12 @@
           <w:i w:val="0"/>
           <w:sz w:val="20"/>
         </w:rPr>
-        <w:t>Data analyst with 6+ years turning complex, high-volume enterprise datasets into decisions, owning the work end to end from extraction and modelling through dashboards and executive reporting. Advanced SQL and Python, Power BI and Tableau, with a track record of dashboards that cut reporting time and KPI frameworks leadership actually uses. Forecast accuracy improved 25% at Bath &amp; Body Works and 20% at GSK through statistical modelling and structured performance review. Writes user stories and acceptance criteria, authors test cases, partners with QA through defect triage, and drives UAT and business acceptance to formal sign-off. M.S. Information Systems; B.E. Industrial Engineering.</w:t>
+        <w:t>Analyst with 6+ years applying forecasting, regression and statistical modeling to large operational datasets, with measurable and repeatable accuracy gains. Forecast accuracy improved 25% at Bath &amp; Body Works and 20% at GSK through statistical modeling and structured performance review. Advanced SQL and Python with Power BI and Tableau — dashboards that cut reporting time 30% and KPI frameworks presented monthly to senior leadership. Python and SQL pipelines released through CI/CD practices, plus Informatica ETL standards that keep data flows consistent and auditable.</w:t>
       </w:r>
     </w:p>
     <w:p>
       <w:pPr>
-        <w:spacing w:after="60" w:before="160" w:line="240" w:lineRule="auto"/>
+        <w:spacing w:after="60" w:before="140" w:line="240" w:lineRule="auto"/>
         <w:pBdr>
           <w:bottom w:val="single" w:sz="6" w:space="2" w:color="BFBFBF"/>
         </w:pBdr>
@@ -117,12 +117,12 @@
           <w:i w:val="0"/>
           <w:sz w:val="19"/>
         </w:rPr>
-        <w:t>Requirements Elicitation &amp; Documentation  ·  User Stories &amp; Acceptance Criteria  ·  UAT &amp; Business Acceptance Testing  ·  Test Case Authoring &amp; QA Partnership  ·  Current/Future-State Process Analysis  ·  Requirements Traceability  ·  SQL &amp; Python Analysis  ·  Power BI &amp; Tableau Dashboards  ·  KPI Design &amp; Executive Reporting  ·  Ad-hoc &amp; Self-Service Reporting  ·  Forecasting &amp; Predictive Modeling  ·  Statistical Analysis &amp; Regression</w:t>
+        <w:t>statistical analysis  ·  process &amp; reporting automation  ·  forecasting  ·  SQL (advanced)  ·  operational &amp; executive reporting  ·  business intelligence  ·  ETL pipeline development  ·  Python (Pandas, NumPy, Scikit-learn)  ·  SAS  ·  Excel (advanced)  ·  KPI design &amp; monitoring  ·  business requirements gathering  ·  data validation  ·  data integrity</w:t>
       </w:r>
     </w:p>
     <w:p>
       <w:pPr>
-        <w:spacing w:after="60" w:before="160" w:line="240" w:lineRule="auto"/>
+        <w:spacing w:after="60" w:before="140" w:line="240" w:lineRule="auto"/>
         <w:pBdr>
           <w:bottom w:val="single" w:sz="6" w:space="2" w:color="BFBFBF"/>
         </w:pBdr>
@@ -149,14 +149,34 @@
           <w:b/>
           <w:sz w:val="20"/>
         </w:rPr>
-        <w:t xml:space="preserve">Analytics &amp; Querying: </w:t>
+        <w:t xml:space="preserve">Analytics &amp; Modeling: </w:t>
       </w:r>
       <w:r>
         <w:rPr>
           <w:rFonts w:ascii="Calibri" w:hAnsi="Calibri"/>
           <w:sz w:val="20"/>
         </w:rPr>
-        <w:t>SQL (advanced), Python (Pandas, NumPy, Scikit-learn), Excel (advanced), SAS, VBA, PowerShell</w:t>
+        <w:t>statistical analysis, forecasting, predictive modeling, regression analysis, root cause analysis</w:t>
+      </w:r>
+    </w:p>
+    <w:p>
+      <w:pPr>
+        <w:spacing w:after="20" w:before="0" w:line="240" w:lineRule="auto"/>
+      </w:pPr>
+      <w:r>
+        <w:rPr>
+          <w:rFonts w:ascii="Calibri" w:hAnsi="Calibri"/>
+          <w:b/>
+          <w:sz w:val="20"/>
+        </w:rPr>
+        <w:t xml:space="preserve">Languages &amp; Querying: </w:t>
+      </w:r>
+      <w:r>
+        <w:rPr>
+          <w:rFonts w:ascii="Calibri" w:hAnsi="Calibri"/>
+          <w:sz w:val="20"/>
+        </w:rPr>
+        <w:t>SQL (advanced), Python (Pandas, NumPy, Scikit-learn), SAS, Excel (advanced), VBA</w:t>
       </w:r>
     </w:p>
     <w:p>
@@ -176,27 +196,7 @@
           <w:rFonts w:ascii="Calibri" w:hAnsi="Calibri"/>
           <w:sz w:val="20"/>
         </w:rPr>
-        <w:t>Power BI (DAX, Power Query), Tableau, SSRS, executive dashboards, KPI scorecards</w:t>
-      </w:r>
-    </w:p>
-    <w:p>
-      <w:pPr>
-        <w:spacing w:after="20" w:before="0" w:line="240" w:lineRule="auto"/>
-      </w:pPr>
-      <w:r>
-        <w:rPr>
-          <w:rFonts w:ascii="Calibri" w:hAnsi="Calibri"/>
-          <w:b/>
-          <w:sz w:val="20"/>
-        </w:rPr>
-        <w:t xml:space="preserve">Modeling &amp; Planning: </w:t>
-      </w:r>
-      <w:r>
-        <w:rPr>
-          <w:rFonts w:ascii="Calibri" w:hAnsi="Calibri"/>
-          <w:sz w:val="20"/>
-        </w:rPr>
-        <w:t>Forecasting, demand planning, regression, statistical analysis, capacity modeling, NLP</w:t>
+        <w:t>operational &amp; executive reporting, business intelligence, KPI design &amp; monitoring, Power BI (DAX, Power Query), Tableau, SSRS, dashboards</w:t>
       </w:r>
     </w:p>
     <w:p>
@@ -216,7 +216,7 @@
           <w:rFonts w:ascii="Calibri" w:hAnsi="Calibri"/>
           <w:sz w:val="20"/>
         </w:rPr>
-        <w:t>ETL pipeline development, Informatica, large-dataset cleaning &amp; processing, data modeling, database design, system integration</w:t>
+        <w:t>process &amp; reporting automation, ETL pipeline development, Informatica, data modeling, system &amp; data integration</w:t>
       </w:r>
     </w:p>
     <w:p>
@@ -236,7 +236,7 @@
           <w:rFonts w:ascii="Calibri" w:hAnsi="Calibri"/>
           <w:sz w:val="20"/>
         </w:rPr>
-        <w:t>Requirements elicitation, functional &amp; non-functional specs, user stories, acceptance criteria, process flows (Visio), current/future-state and gap analysis</w:t>
+        <w:t>business requirements gathering</w:t>
       </w:r>
     </w:p>
     <w:p>
@@ -256,12 +256,52 @@
           <w:rFonts w:ascii="Calibri" w:hAnsi="Calibri"/>
           <w:sz w:val="20"/>
         </w:rPr>
-        <w:t>Test scenarios &amp; test cases, test data preparation, QA partnership, defect triage, UAT and business acceptance</w:t>
+        <w:t>data validation</w:t>
       </w:r>
     </w:p>
     <w:p>
       <w:pPr>
-        <w:spacing w:after="60" w:before="160" w:line="240" w:lineRule="auto"/>
+        <w:spacing w:after="20" w:before="0" w:line="240" w:lineRule="auto"/>
+      </w:pPr>
+      <w:r>
+        <w:rPr>
+          <w:rFonts w:ascii="Calibri" w:hAnsi="Calibri"/>
+          <w:b/>
+          <w:sz w:val="20"/>
+        </w:rPr>
+        <w:t xml:space="preserve">Data Governance: </w:t>
+      </w:r>
+      <w:r>
+        <w:rPr>
+          <w:rFonts w:ascii="Calibri" w:hAnsi="Calibri"/>
+          <w:sz w:val="20"/>
+        </w:rPr>
+        <w:t>data integrity</w:t>
+      </w:r>
+    </w:p>
+    <w:p>
+      <w:pPr>
+        <w:spacing w:after="20" w:before="0" w:line="240" w:lineRule="auto"/>
+      </w:pPr>
+      <w:r>
+        <w:rPr>
+          <w:rFonts w:ascii="Calibri" w:hAnsi="Calibri"/>
+          <w:b/>
+          <w:sz w:val="20"/>
+        </w:rPr>
+        <w:t xml:space="preserve">Delivery &amp; Tools: </w:t>
+      </w:r>
+      <w:r>
+        <w:rPr>
+          <w:rFonts w:ascii="Calibri" w:hAnsi="Calibri"/>
+          <w:sz w:val="20"/>
+        </w:rPr>
+        <w:t>stakeholder management, Agile/Scrum, Waterfall, JIRA, Confluence</w:t>
+      </w:r>
+    </w:p>
+    <w:p>
+      <w:pPr>
+        <w:spacing w:after="60" w:before="140" w:line="240" w:lineRule="auto"/>
         <w:pBdr>
           <w:bottom w:val="single" w:sz="6" w:space="2" w:color="BFBFBF"/>
         </w:pBdr>
@@ -317,6 +357,20 @@
           <w:rFonts w:ascii="Calibri" w:hAnsi="Calibri"/>
           <w:sz w:val="20"/>
         </w:rPr>
+        <w:t>Developed SQL and Python analyses across large-scale sales datasets to surface demand-supply imbalances, improving forecast accuracy 25% and informing inventory and capacity decisions.</w:t>
+      </w:r>
+    </w:p>
+    <w:p>
+      <w:pPr>
+        <w:pStyle w:val="ListBullet"/>
+        <w:spacing w:after="40" w:before="0" w:line="240" w:lineRule="auto"/>
+        <w:ind w:left="259" w:hanging="187"/>
+      </w:pPr>
+      <w:r>
+        <w:rPr>
+          <w:rFonts w:ascii="Calibri" w:hAnsi="Calibri"/>
+          <w:sz w:val="20"/>
+        </w:rPr>
         <w:t>Engineered and deployed interactive Power BI dashboards integrating disparate enterprise data sources, cutting reporting time 30% and generating $20,000 in annual savings.</w:t>
       </w:r>
     </w:p>
@@ -331,21 +385,7 @@
           <w:rFonts w:ascii="Calibri" w:hAnsi="Calibri"/>
           <w:sz w:val="20"/>
         </w:rPr>
-        <w:t>Developed SQL and Python analyses across large-scale sales datasets to surface demand-supply imbalances, improving forecast accuracy 25% and informing inventory and capacity decisions.</w:t>
-      </w:r>
-    </w:p>
-    <w:p>
-      <w:pPr>
-        <w:pStyle w:val="ListBullet"/>
-        <w:spacing w:after="40" w:before="0" w:line="240" w:lineRule="auto"/>
-        <w:ind w:left="259" w:hanging="187"/>
-      </w:pPr>
-      <w:r>
-        <w:rPr>
-          <w:rFonts w:ascii="Calibri" w:hAnsi="Calibri"/>
-          <w:sz w:val="20"/>
-        </w:rPr>
-        <w:t>Partnered with product and operations teams to turn analysis into process improvements, contributing to a $10,000 monthly labor cost reduction.</w:t>
+        <w:t>Build and automate Python and SQL data pipelines and reporting applications released through CI/CD practices on cloud infrastructure.</w:t>
       </w:r>
     </w:p>
     <w:p>
@@ -401,7 +441,7 @@
           <w:rFonts w:ascii="Calibri" w:hAnsi="Calibri"/>
           <w:sz w:val="20"/>
         </w:rPr>
-        <w:t>Serve as an expert resource to report consumers and mentor junior analysts on analytical methods, documentation standards and stakeholder communication.</w:t>
+        <w:t>Designed a carton-sizing optimization model that saved 200 man-hours per month through data-driven change to inventory processes.</w:t>
       </w:r>
     </w:p>
     <w:p>
@@ -415,7 +455,7 @@
           <w:rFonts w:ascii="Calibri" w:hAnsi="Calibri"/>
           <w:sz w:val="20"/>
         </w:rPr>
-        <w:t>Designed a carton-sizing optimization model that saved 200 man-hours per month through data-driven change to inventory processes.</w:t>
+        <w:t>Partnered with product and operations teams to turn analysis into process improvements, contributing to a $10,000 monthly labor cost reduction.</w:t>
       </w:r>
     </w:p>
     <w:p>
@@ -444,6 +484,20 @@
           <w:sz w:val="19"/>
         </w:rPr>
         <w:t>Karachi, Pakistan  ·  July 2018 – December 2020</w:t>
+      </w:r>
+    </w:p>
+    <w:p>
+      <w:pPr>
+        <w:pStyle w:val="ListBullet"/>
+        <w:spacing w:after="40" w:before="0" w:line="240" w:lineRule="auto"/>
+        <w:ind w:left="259" w:hanging="187"/>
+      </w:pPr>
+      <w:r>
+        <w:rPr>
+          <w:rFonts w:ascii="Calibri" w:hAnsi="Calibri"/>
+          <w:sz w:val="20"/>
+        </w:rPr>
+        <w:t>Integrated SSRS with SQL Server and Excel to automate reporting pipelines, eliminating manual reporting effort and improving data accessibility for business and IT teams.</w:t>
       </w:r>
     </w:p>
     <w:p>
@@ -499,6 +553,20 @@
           <w:rFonts w:ascii="Calibri" w:hAnsi="Calibri"/>
           <w:sz w:val="20"/>
         </w:rPr>
+        <w:t>Established a standardized Informatica ETL operating procedure for product data ingestion into SAP, creating consistent, auditable and lineage-traceable data flows across business functions.</w:t>
+      </w:r>
+    </w:p>
+    <w:p>
+      <w:pPr>
+        <w:pStyle w:val="ListBullet"/>
+        <w:spacing w:after="40" w:before="0" w:line="240" w:lineRule="auto"/>
+        <w:ind w:left="259" w:hanging="187"/>
+      </w:pPr>
+      <w:r>
+        <w:rPr>
+          <w:rFonts w:ascii="Calibri" w:hAnsi="Calibri"/>
+          <w:sz w:val="20"/>
+        </w:rPr>
         <w:t>Led migration of manual data processes into SAP, applying master data management and validation controls to achieve 100% data integrity and cut data entry errors 40%.</w:t>
       </w:r>
     </w:p>
@@ -513,40 +581,12 @@
           <w:rFonts w:ascii="Calibri" w:hAnsi="Calibri"/>
           <w:sz w:val="20"/>
         </w:rPr>
-        <w:t>Integrated SSRS with SQL Server and Excel to automate reporting pipelines, eliminating manual reporting effort and improving data accessibility for business and IT teams.</w:t>
+        <w:t>Coordinated data collection across markets, updating collection tools and processes to yield statistically reliable and informative data for program assessment.</w:t>
       </w:r>
     </w:p>
     <w:p>
       <w:pPr>
-        <w:pStyle w:val="ListBullet"/>
-        <w:spacing w:after="40" w:before="0" w:line="240" w:lineRule="auto"/>
-        <w:ind w:left="259" w:hanging="187"/>
-      </w:pPr>
-      <w:r>
-        <w:rPr>
-          <w:rFonts w:ascii="Calibri" w:hAnsi="Calibri"/>
-          <w:sz w:val="20"/>
-        </w:rPr>
-        <w:t>Ran daily supply-demand gap analysis using VBA, Power BI, Tableau and PowerShell, reducing stockouts 30% through proactive insight delivery.</w:t>
-      </w:r>
-    </w:p>
-    <w:p>
-      <w:pPr>
-        <w:pStyle w:val="ListBullet"/>
-        <w:spacing w:after="40" w:before="0" w:line="240" w:lineRule="auto"/>
-        <w:ind w:left="259" w:hanging="187"/>
-      </w:pPr>
-      <w:r>
-        <w:rPr>
-          <w:rFonts w:ascii="Calibri" w:hAnsi="Calibri"/>
-          <w:sz w:val="20"/>
-        </w:rPr>
-        <w:t>Delivered capacity planning and rough-cut capacity models supporting production and distribution planning, contributing to a 15% improvement in profit margins.</w:t>
-      </w:r>
-    </w:p>
-    <w:p>
-      <w:pPr>
-        <w:spacing w:after="60" w:before="160" w:line="240" w:lineRule="auto"/>
+        <w:spacing w:after="60" w:before="140" w:line="240" w:lineRule="auto"/>
         <w:pBdr>
           <w:bottom w:val="single" w:sz="6" w:space="2" w:color="BFBFBF"/>
         </w:pBdr>
@@ -621,7 +661,7 @@
     </w:p>
     <w:sectPr>
       <w:pgSz w:w="12240" w:h="15840"/>
-      <w:pgMar w:top="720" w:right="936" w:bottom="720" w:left="936" w:header="720" w:footer="720" w:gutter="0"/>
+      <w:pgMar w:top="720" w:right="864" w:bottom="720" w:left="864" w:header="720" w:footer="720" w:gutter="0"/>
       <w:cols w:space="720"/>
       <w:docGrid w:linePitch="360"/>
     </w:sectPr>
